--- a/download/Pengajuan_Judul_TA_Moring_Suksok.docx
+++ b/download/Pengajuan_Judul_TA_Moring_Suksok.docx
@@ -290,7 +290,7 @@
           <w:sz w:val="24"/>
           <w:szCs w:val="24"/>
         </w:rPr>
-        <w:t xml:space="preserve">UMKM Moring Suksok merupakan usaha pengolahan produk berbahan dasar daun kelor (moringa) dengan produk utama berupa snack/kripik moring yang memiliki beberapa varian rasa. Usaha ini dimiliki oleh seorang pengusaha berusia 40 tahun dan melayani dua jenis pelanggan, yaitu Customer Ritel (toko/agen yang membeli untuk dijual ulang) dan Customer Masyarakat (konsumen akhir yang membeli untuk konsumsi pribadi).</w:t>
+        <w:t xml:space="preserve">UMKM Moring Suksok merupakan usaha kuliner yang mengolah produk camilan khas berupa cimol kering (moring) — yaitu cimol yang digoreng dengan tekstur kering, renyah, dan tahan lama. Produk ini memiliki beberapa varian rasa, antara lain Original, Pedas, Keju, Balado, dan Jagung. Usaha ini dimiliki oleh seorang pengusaha berusia 40 tahun dan melayani dua jenis pelanggan, yaitu Customer Ritel (toko/agen yang membeli untuk dijual ulang) dan Customer Masyarakat (konsumen akhir yang membeli untuk konsumsi pribadi).</w:t>
       </w:r>
     </w:p>
     <w:p>
@@ -486,7 +486,7 @@
           <w:sz w:val="24"/>
           <w:szCs w:val="24"/>
         </w:rPr>
-        <w:t xml:space="preserve">Objek yang dikelola adalah produk olahan daun kelor (snack/kripik moring) beserta varian yang dimiliki, transaksi pemesanan dari customer, serta bukti pembayaran yang perlu diverifikasi.</w:t>
+        <w:t xml:space="preserve">Objek yang dikelola adalah produk camilan khas berupa cimol kering (moring) beserta varian rasa yang dimiliki, transaksi pemesanan dari customer, serta bukti pembayaran yang perlu diverifikasi.</w:t>
       </w:r>
     </w:p>
     <w:p>
@@ -502,7 +502,7 @@
           <w:sz w:val="24"/>
           <w:szCs w:val="24"/>
         </w:rPr>
-        <w:t xml:space="preserve">Satu pesanan dapat memiliki lebih dari satu item produk dengan varian berbeda. Sebagai contoh, satu pesanan dapat berisi 2 pack Kripik Moring Original 100gr dan 1 pack Kripik Moring Pedas 250gr dengan total harga yang dihitung otomatis oleh sistem.</w:t>
+        <w:t xml:space="preserve">Satu pesanan dapat memiliki lebih dari satu item produk dengan varian berbeda. Sebagai contoh, satu pesanan dapat berisi 2 pack Moring Original 100gr dan 1 pack Moring Pedas 250gr dengan total harga yang dihitung otomatis oleh sistem.</w:t>
       </w:r>
     </w:p>
     <w:p>
@@ -1022,7 +1022,7 @@
           <w:sz w:val="24"/>
           <w:szCs w:val="24"/>
         </w:rPr>
-        <w:t xml:space="preserve">Data utama yang direncanakan meliputi: data admin/owner (login credentials), data customer (dengan segmen Ritel/Masyarakat dan Firebase Cloud Messaging token untuk push notification), data produk (dengan deskripsi, harga, foto), data varian produk (nama varian dan stok), data pesanan (header dengan kode unik, alamat pengiriman, total), data detail item pesanan (snapshot produk+varian+harga saat checkout), data pembayaran (method QRIS/manual transfer, raw QRIS payload, URL bukti upload, status verifikasi), data notifikasi (log push notif dan WhatsApp deep link), serta data pengaturan sistem (settings: QRIS statis pemilik, nomor DANA, info bisnis, ongkir default).</w:t>
+        <w:t xml:space="preserve">Data utama yang direncanakan meliputi: data admin/owner (login credentials), data customer (dengan segmen Ritel/Masyarakat dan Firebase Cloud Messaging token untuk push notification), data produk cimol kering (dengan deskripsi, harga, foto), data varian produk (nama varian rasa dan ukuran, stok), data pesanan (header dengan kode unik, alamat pengiriman, total), data detail item pesanan (snapshot produk+varian+harga saat checkout), data pembayaran (method QRIS/manual transfer, raw QRIS payload, URL bukti upload, status verifikasi), data notifikasi (log push notif dan WhatsApp deep link), serta data pengaturan sistem (settings: QRIS statis pemilik, nomor DANA, info bisnis, ongkir default).</w:t>
       </w:r>
     </w:p>
     <w:p>
@@ -1072,7 +1072,7 @@
           <w:sz w:val="24"/>
           <w:szCs w:val="24"/>
         </w:rPr>
-        <w:t xml:space="preserve">1. Pengelolaan katalog produk: Sistem menyediakan pencatatan produk dengan varian (rasa/ukuran), harga, foto, dan stok. Pemilik dapat menambah, mengedit, dan menghapus produk melalui dashboard admin. Foto produk diunggah dan disimpan di Cloudinary untuk optimasi CDN.</w:t>
+        <w:t xml:space="preserve">1. Pengelolaan katalog produk: Sistem menyediakan pencatatan produk cimol kering (moring) dengan varian rasa (Original, Pedas, Keju, Balado, Jagung) dan ukuran (100gr, 250gr, 500gr), harga, foto, dan stok. Pemilik dapat menambah, mengedit, dan menghapus produk melalui dashboard admin. Foto produk diunggah dan disimpan di Cloudinary untuk optimasi CDN.</w:t>
       </w:r>
     </w:p>
     <w:p>
@@ -1200,7 +1200,7 @@
           <w:sz w:val="24"/>
           <w:szCs w:val="24"/>
         </w:rPr>
-        <w:t xml:space="preserve">Batasan pengembangan: Diterapkan untuk satu UMKM (Moring Suksok) dengan skala lokal kecil (di bawah 100 customer aktif), berfokus pada produk olahan daun kelor (snack/kripik), tidak mencakup integrasi payment gateway berbayar (Midtrans/Xendit/Faspay) dengan biaya admin per transaksi, tidak mencakup WhatsApp Business API otomatis (Fonnte/Wablas) yang berbayar per pesan dan cukup menggunakan deep link wa.me sebagai alternatif gratis, tidak mencakup auto-calculate ongkir berdasarkan jarak (RajaOngkir/Binderbyte), tidak mencakup inventory management advanced dengan alert stok otomatis, tidak mencakup multi-vendor/multi-seller, serta tidak mencakup fitur loyalty program, wishlist, review produk, dan coupon system.</w:t>
+        <w:t xml:space="preserve">Batasan pengembangan: Diterapkan untuk satu UMKM (Moring Suksok) dengan skala lokal kecil (di bawah 100 customer aktif), berfokus pada produk camilan cimol kering (moring) dengan varian rasa (Original, Pedas, Keju, Balado, Jagung), tidak mencakup integrasi payment gateway berbayar (Midtrans/Xendit/Faspay) dengan biaya admin per transaksi, tidak mencakup WhatsApp Business API otomatis (Fonnte/Wablas) yang berbayar per pesan dan cukup menggunakan deep link wa.me sebagai alternatif gratis, tidak mencakup auto-calculate ongkir berdasarkan jarak (RajaOngkir/Binderbyte), tidak mencakup inventory management advanced dengan alert stok otomatis, tidak mencakup multi-vendor/multi-seller, serta tidak mencakup fitur loyalty program, wishlist, review produk, dan coupon system.</w:t>
       </w:r>
     </w:p>
     <w:p>
